--- a/tests/org.obeonetwork.m2doc.tests/resources/template-extend/withCustomTextStyle/withCustomTextStyle-template.docx
+++ b/tests/org.obeonetwork.m2doc.tests/resources/template-extend/withCustomTextStyle/withCustomTextStyle-template.docx
@@ -23,11 +23,7 @@
       </w:pPr>
       <w:r>
         <w:rPr/>
-        <w:t xml:space="preserve">OVERRIDE : </w:t>
-      </w:r>
-      <w:r>
-        <w:rPr/>
-        <w:t>{m: a + a}</w:t>
+        <w:t>OVERRIDE : {m: a + a}</w:t>
       </w:r>
     </w:p>
     <w:p>
